--- a/MF0490_3 Gestión de servicios en el sistema informático/AMPLIACIONES/PYTHON/LISTAS TRIDIMENSIONALES.docx
+++ b/MF0490_3 Gestión de servicios en el sistema informático/AMPLIACIONES/PYTHON/LISTAS TRIDIMENSIONALES.docx
@@ -1561,6 +1561,9 @@
     </w:p>
     <w:p>
       <w:r>
+        <w:rPr>
+          <w:noProof/>
+        </w:rPr>
         <w:drawing>
           <wp:inline distT="0" distB="0" distL="0" distR="0" wp14:anchorId="1EF09BC7" wp14:editId="026DC0E1">
             <wp:extent cx="5400040" cy="1964055"/>
@@ -2211,6 +2214,7 @@
   <w:style w:type="character" w:default="1" w:styleId="Fuentedeprrafopredeter">
     <w:name w:val="Default Paragraph Font"/>
     <w:uiPriority w:val="1"/>
+    <w:semiHidden/>
     <w:unhideWhenUsed/>
   </w:style>
   <w:style w:type="table" w:default="1" w:styleId="Tablanormal">
